--- a/docs/schema-prodotti.docx
+++ b/docs/schema-prodotti.docx
@@ -69,20 +69,13 @@
           <w:lang w:val="it-IT"/>
         </w:rPr>
       </w:pPr>
-    </w:p>
-    <w:p>
-      <w:pPr>
-        <w:rPr>
-          <w:lang w:val="it-IT"/>
-        </w:rPr>
-      </w:pPr>
       <w:r>
         <w:rPr>
           <w:noProof/>
           <w:lang w:val="it-IT"/>
         </w:rPr>
         <w:drawing>
-          <wp:inline distT="0" distB="0" distL="0" distR="0" wp14:anchorId="61D0975B" wp14:editId="63D4937E">
+          <wp:inline distT="0" distB="0" distL="0" distR="0" wp14:anchorId="3D5DACD8" wp14:editId="2DCF6C1C">
             <wp:extent cx="5486400" cy="1795145"/>
             <wp:effectExtent l="0" t="0" r="0" b="0"/>
             <wp:docPr id="98846866" name="Picture 1"/>
@@ -120,676 +113,1212 @@
     </w:p>
     <w:p>
       <w:pPr>
-        <w:pStyle w:val="Heading2"/>
-        <w:rPr>
-          <w:lang w:val="it-IT"/>
-        </w:rPr>
-      </w:pPr>
-      <w:r>
-        <w:rPr>
-          <w:lang w:val="it-IT"/>
-        </w:rPr>
-        <w:t>3) Regole operative (sintesi)</w:t>
-      </w:r>
+        <w:rPr>
+          <w:noProof/>
+          <w:lang w:val="it-IT"/>
+        </w:rPr>
+      </w:pPr>
     </w:p>
     <w:p>
       <w:pPr>
-        <w:pStyle w:val="ListBullet"/>
-        <w:rPr>
-          <w:lang w:val="it-IT"/>
-        </w:rPr>
-      </w:pPr>
-      <w:r>
-        <w:rPr>
-          <w:lang w:val="it-IT"/>
-        </w:rPr>
-        <w:t>Un prodotto puo' avere una sola categoria.</w:t>
-      </w:r>
+        <w:rPr>
+          <w:noProof/>
+          <w:lang w:val="it-IT"/>
+        </w:rPr>
+      </w:pPr>
     </w:p>
     <w:p>
       <w:pPr>
-        <w:pStyle w:val="ListBullet"/>
-        <w:rPr>
-          <w:lang w:val="it-IT"/>
-        </w:rPr>
-      </w:pPr>
-      <w:r>
-        <w:rPr>
-          <w:lang w:val="it-IT"/>
-        </w:rPr>
-        <w:t>Un prodotto puo' avere molte variazioni; una variazione puo' essere usata da piu' prodotti.</w:t>
-      </w:r>
+        <w:rPr>
+          <w:noProof/>
+          <w:lang w:val="it-IT"/>
+        </w:rPr>
+      </w:pPr>
     </w:p>
     <w:p>
       <w:pPr>
-        <w:pStyle w:val="ListBullet"/>
-        <w:rPr>
-          <w:lang w:val="it-IT"/>
-        </w:rPr>
-      </w:pPr>
-      <w:r>
-        <w:rPr>
-          <w:lang w:val="it-IT"/>
-        </w:rPr>
-        <w:t>Le variazioni sono raggruppate in UI tramite il campo testuale `categoria` di `tb_variazioni`.</w:t>
-      </w:r>
+        <w:rPr>
+          <w:noProof/>
+          <w:lang w:val="it-IT"/>
+        </w:rPr>
+      </w:pPr>
     </w:p>
     <w:p>
       <w:pPr>
-        <w:pStyle w:val="ListBullet"/>
-        <w:rPr>
-          <w:lang w:val="it-IT"/>
-        </w:rPr>
-      </w:pPr>
-      <w:r>
-        <w:rPr>
-          <w:lang w:val="it-IT"/>
-        </w:rPr>
-        <w:t>Un prezzo combinato e' definito su un prodotto e su un set di variazioni (combo_key).</w:t>
-      </w:r>
+        <w:rPr>
+          <w:noProof/>
+          <w:lang w:val="it-IT"/>
+        </w:rPr>
+      </w:pPr>
     </w:p>
     <w:p>
       <w:pPr>
-        <w:pStyle w:val="ListBullet"/>
-      </w:pPr>
-      <w:r>
-        <w:rPr>
-          <w:lang w:val="it-IT"/>
-        </w:rPr>
-        <w:t xml:space="preserve">combo_key = ID variazioni ordinati e uniti con `+` (es. </w:t>
-      </w:r>
-      <w:r>
-        <w:t>`12+45`).</w:t>
-      </w:r>
+        <w:rPr>
+          <w:noProof/>
+          <w:lang w:val="it-IT"/>
+        </w:rPr>
+      </w:pPr>
     </w:p>
     <w:p>
       <w:pPr>
-        <w:pStyle w:val="ListBullet"/>
-        <w:rPr>
-          <w:lang w:val="it-IT"/>
-        </w:rPr>
-      </w:pPr>
-      <w:r>
-        <w:rPr>
-          <w:lang w:val="it-IT"/>
-        </w:rPr>
-        <w:t>Se esiste un prezzo combinato, si usa quello; altrimenti si usa il prezzo_listino del prodotto.</w:t>
-      </w:r>
+        <w:rPr>
+          <w:noProof/>
+          <w:lang w:val="it-IT"/>
+        </w:rPr>
+      </w:pPr>
     </w:p>
     <w:p>
       <w:pPr>
-        <w:pStyle w:val="ListBullet"/>
-        <w:rPr>
-          <w:lang w:val="it-IT"/>
-        </w:rPr>
-      </w:pPr>
-      <w:r>
-        <w:rPr>
-          <w:lang w:val="it-IT"/>
-        </w:rPr>
-        <w:t>La tabella ponte `appoggio_prodotto_variazione` non contiene piu' delta prezzo (rimosso).</w:t>
-      </w:r>
+        <w:rPr>
+          <w:noProof/>
+          <w:lang w:val="it-IT"/>
+        </w:rPr>
+      </w:pPr>
     </w:p>
     <w:p>
       <w:pPr>
         <w:rPr>
+          <w:noProof/>
           <w:lang w:val="it-IT"/>
         </w:rPr>
       </w:pPr>
     </w:p>
     <w:p>
       <w:pPr>
-        <w:pStyle w:val="Heading2"/>
-        <w:rPr>
-          <w:lang w:val="it-IT"/>
-        </w:rPr>
-      </w:pPr>
-      <w:r>
-        <w:rPr>
-          <w:lang w:val="it-IT"/>
-        </w:rPr>
-        <w:t>4) Esempi pratici</w:t>
-      </w:r>
+        <w:rPr>
+          <w:noProof/>
+          <w:lang w:val="it-IT"/>
+        </w:rPr>
+      </w:pPr>
     </w:p>
     <w:p>
       <w:pPr>
         <w:rPr>
+          <w:noProof/>
           <w:lang w:val="it-IT"/>
         </w:rPr>
       </w:pPr>
     </w:p>
     <w:p>
       <w:pPr>
-        <w:pStyle w:val="Heading3"/>
-        <w:rPr>
-          <w:lang w:val="it-IT"/>
-        </w:rPr>
-      </w:pPr>
-      <w:r>
-        <w:rPr>
-          <w:lang w:val="it-IT"/>
-        </w:rPr>
-        <w:t>Esempio A: prezzo combinato presente</w:t>
-      </w:r>
+        <w:rPr>
+          <w:noProof/>
+          <w:lang w:val="it-IT"/>
+        </w:rPr>
+      </w:pPr>
     </w:p>
     <w:p>
       <w:pPr>
-        <w:pStyle w:val="ListBullet"/>
-        <w:rPr>
-          <w:lang w:val="it-IT"/>
-        </w:rPr>
-      </w:pPr>
-      <w:r>
-        <w:rPr>
-          <w:lang w:val="it-IT"/>
-        </w:rPr>
-        <w:t>Prodotto: "Busta A4" (id_prodotto=10), prezzo_listino=1.00</w:t>
-      </w:r>
+        <w:rPr>
+          <w:noProof/>
+          <w:lang w:val="it-IT"/>
+        </w:rPr>
+      </w:pPr>
     </w:p>
     <w:p>
       <w:pPr>
-        <w:pStyle w:val="ListBullet"/>
-        <w:rPr>
-          <w:lang w:val="it-IT"/>
-        </w:rPr>
-      </w:pPr>
-      <w:r>
-        <w:rPr>
-          <w:lang w:val="it-IT"/>
-        </w:rPr>
-        <w:t>Variazioni abilitate: 5="Colore Rosso", 8="Finestra Si'"</w:t>
+        <w:pStyle w:val="Heading2"/>
+        <w:rPr>
+          <w:lang w:val="it-IT"/>
+        </w:rPr>
+      </w:pPr>
+      <w:r>
+        <w:rPr>
+          <w:lang w:val="it-IT"/>
+        </w:rPr>
+        <w:lastRenderedPageBreak/>
+        <w:t>2</w:t>
+      </w:r>
+      <w:r>
+        <w:rPr>
+          <w:lang w:val="it-IT"/>
+        </w:rPr>
+        <w:t>)</w:t>
+      </w:r>
+      <w:r>
+        <w:rPr>
+          <w:lang w:val="it-IT"/>
+        </w:rPr>
+        <w:t xml:space="preserve"> Sintassi</w:t>
       </w:r>
     </w:p>
     <w:p>
       <w:pPr>
-        <w:pStyle w:val="ListBullet"/>
-      </w:pPr>
-      <w:proofErr w:type="spellStart"/>
-      <w:r>
-        <w:lastRenderedPageBreak/>
-        <w:t>Selezione</w:t>
-      </w:r>
-      <w:proofErr w:type="spellEnd"/>
-      <w:r>
-        <w:t xml:space="preserve"> </w:t>
-      </w:r>
-      <w:proofErr w:type="spellStart"/>
-      <w:r>
-        <w:t>utente</w:t>
-      </w:r>
-      <w:proofErr w:type="spellEnd"/>
-      <w:r>
-        <w:t xml:space="preserve">: [5, 8] =&gt; </w:t>
-      </w:r>
-      <w:proofErr w:type="spellStart"/>
-      <w:r>
-        <w:t>combo_key</w:t>
-      </w:r>
-      <w:proofErr w:type="spellEnd"/>
-      <w:r>
-        <w:t xml:space="preserve"> "5+8"</w:t>
+        <w:pStyle w:val="ListParagraph"/>
+        <w:numPr>
+          <w:ilvl w:val="0"/>
+          <w:numId w:val="10"/>
+        </w:numPr>
+        <w:rPr>
+          <w:lang w:val="it-IT"/>
+        </w:rPr>
+      </w:pPr>
+      <w:r>
+        <w:rPr>
+          <w:b/>
+          <w:bCs/>
+          <w:lang w:val="it-IT"/>
+        </w:rPr>
+        <w:t>Categoria prodotto</w:t>
+      </w:r>
+      <w:r>
+        <w:rPr>
+          <w:lang w:val="it-IT"/>
+        </w:rPr>
+        <w:t xml:space="preserve">: </w:t>
+      </w:r>
+      <w:r>
+        <w:rPr>
+          <w:lang w:val="it-IT"/>
+        </w:rPr>
+        <w:t>indica la categoria di riferimento del prosotto es. Stampa,Imbustamento,Cellophanatura ecc...</w:t>
       </w:r>
     </w:p>
     <w:p>
       <w:pPr>
-        <w:pStyle w:val="ListBullet"/>
-      </w:pPr>
-      <w:r>
-        <w:t xml:space="preserve">Prezzo </w:t>
-      </w:r>
-      <w:proofErr w:type="spellStart"/>
-      <w:r>
-        <w:t>combinato</w:t>
-      </w:r>
-      <w:proofErr w:type="spellEnd"/>
-      <w:r>
-        <w:t xml:space="preserve"> </w:t>
-      </w:r>
-      <w:proofErr w:type="spellStart"/>
-      <w:r>
-        <w:t>registrato</w:t>
-      </w:r>
-      <w:proofErr w:type="spellEnd"/>
-      <w:r>
-        <w:t>: 1.30</w:t>
+        <w:pStyle w:val="ListParagraph"/>
+        <w:numPr>
+          <w:ilvl w:val="0"/>
+          <w:numId w:val="10"/>
+        </w:numPr>
+        <w:rPr>
+          <w:lang w:val="it-IT"/>
+        </w:rPr>
+      </w:pPr>
+      <w:r>
+        <w:rPr>
+          <w:b/>
+          <w:bCs/>
+          <w:lang w:val="it-IT"/>
+        </w:rPr>
+        <w:t>Categoria Variazione</w:t>
+      </w:r>
+      <w:r>
+        <w:rPr>
+          <w:b/>
+          <w:bCs/>
+          <w:lang w:val="it-IT"/>
+        </w:rPr>
+        <w:t>:</w:t>
+      </w:r>
+      <w:r>
+        <w:rPr>
+          <w:lang w:val="it-IT"/>
+        </w:rPr>
+        <w:t xml:space="preserve"> indica la categoria di riferimento per la variazione al prodotto es. Peso, Colore, Tipo Stampa ecc...</w:t>
       </w:r>
     </w:p>
     <w:p>
       <w:pPr>
-        <w:pStyle w:val="ListBullet"/>
-      </w:pPr>
-      <w:r>
-        <w:t>Prezzo finale: 1.30</w:t>
-      </w:r>
-    </w:p>
-    <w:p/>
-    <w:p>
-      <w:pPr>
-        <w:pStyle w:val="Heading3"/>
-      </w:pPr>
-      <w:proofErr w:type="spellStart"/>
-      <w:r>
-        <w:t>Esempio</w:t>
-      </w:r>
-      <w:proofErr w:type="spellEnd"/>
-      <w:r>
-        <w:t xml:space="preserve"> B: </w:t>
-      </w:r>
-      <w:proofErr w:type="spellStart"/>
-      <w:r>
-        <w:t>prezzo</w:t>
-      </w:r>
-      <w:proofErr w:type="spellEnd"/>
-      <w:r>
-        <w:t xml:space="preserve"> </w:t>
-      </w:r>
-      <w:proofErr w:type="spellStart"/>
-      <w:r>
-        <w:t>combinato</w:t>
-      </w:r>
-      <w:proofErr w:type="spellEnd"/>
-      <w:r>
-        <w:t xml:space="preserve"> </w:t>
-      </w:r>
-      <w:proofErr w:type="spellStart"/>
-      <w:r>
-        <w:t>assente</w:t>
-      </w:r>
-      <w:proofErr w:type="spellEnd"/>
+        <w:pStyle w:val="ListParagraph"/>
+        <w:numPr>
+          <w:ilvl w:val="0"/>
+          <w:numId w:val="10"/>
+        </w:numPr>
+        <w:rPr>
+          <w:lang w:val="it-IT"/>
+        </w:rPr>
+      </w:pPr>
+      <w:r>
+        <w:rPr>
+          <w:b/>
+          <w:bCs/>
+          <w:lang w:val="it-IT"/>
+        </w:rPr>
+        <w:t>Prodotto</w:t>
+      </w:r>
+      <w:r>
+        <w:rPr>
+          <w:b/>
+          <w:bCs/>
+          <w:lang w:val="it-IT"/>
+        </w:rPr>
+        <w:t xml:space="preserve">: </w:t>
+      </w:r>
+      <w:r>
+        <w:rPr>
+          <w:lang w:val="it-IT"/>
+        </w:rPr>
+        <w:t>indica il nome del prodotto venduto  e fa riferimento ad una categoria di prodotti</w:t>
+      </w:r>
     </w:p>
     <w:p>
       <w:pPr>
-        <w:pStyle w:val="ListBullet"/>
-        <w:rPr>
-          <w:lang w:val="it-IT"/>
-        </w:rPr>
-      </w:pPr>
-      <w:r>
-        <w:rPr>
-          <w:lang w:val="it-IT"/>
-        </w:rPr>
-        <w:t>Prodotto: "Etichetta 100x50" (id_prodotto=22), prezzo_listino=0.80</w:t>
+        <w:pStyle w:val="ListParagraph"/>
+        <w:numPr>
+          <w:ilvl w:val="0"/>
+          <w:numId w:val="10"/>
+        </w:numPr>
+        <w:rPr>
+          <w:lang w:val="it-IT"/>
+        </w:rPr>
+      </w:pPr>
+      <w:r>
+        <w:rPr>
+          <w:b/>
+          <w:bCs/>
+          <w:lang w:val="it-IT"/>
+        </w:rPr>
+        <w:t>Variazione</w:t>
+      </w:r>
+      <w:r>
+        <w:rPr>
+          <w:lang w:val="it-IT"/>
+        </w:rPr>
+        <w:t xml:space="preserve">: </w:t>
+      </w:r>
+      <w:r>
+        <w:rPr>
+          <w:lang w:val="it-IT"/>
+        </w:rPr>
+        <w:t xml:space="preserve">indica il nome della variazione per il tipo di Categoria Variazione </w:t>
       </w:r>
     </w:p>
     <w:p>
       <w:pPr>
-        <w:pStyle w:val="ListBullet"/>
-      </w:pPr>
-      <w:proofErr w:type="spellStart"/>
-      <w:r>
-        <w:t>Selezione</w:t>
-      </w:r>
-      <w:proofErr w:type="spellEnd"/>
-      <w:r>
-        <w:t xml:space="preserve">: [3, 9] =&gt; </w:t>
-      </w:r>
-      <w:proofErr w:type="spellStart"/>
-      <w:r>
-        <w:t>combo_key</w:t>
-      </w:r>
-      <w:proofErr w:type="spellEnd"/>
-      <w:r>
-        <w:t xml:space="preserve"> "3+9"</w:t>
+        <w:pStyle w:val="ListParagraph"/>
+        <w:numPr>
+          <w:ilvl w:val="1"/>
+          <w:numId w:val="10"/>
+        </w:numPr>
+        <w:rPr>
+          <w:lang w:val="it-IT"/>
+        </w:rPr>
+      </w:pPr>
+      <w:r>
+        <w:rPr>
+          <w:lang w:val="it-IT"/>
+        </w:rPr>
+        <w:t xml:space="preserve">Es1.  Per la Categoria Variazione “Colore”:  1. “B&amp;W” ; 2. “Colore” </w:t>
       </w:r>
     </w:p>
     <w:p>
       <w:pPr>
-        <w:pStyle w:val="ListBullet"/>
-      </w:pPr>
-      <w:r>
-        <w:t xml:space="preserve">Nessun </w:t>
-      </w:r>
-      <w:proofErr w:type="spellStart"/>
-      <w:r>
-        <w:t>prezzo</w:t>
-      </w:r>
-      <w:proofErr w:type="spellEnd"/>
-      <w:r>
-        <w:t xml:space="preserve"> </w:t>
-      </w:r>
-      <w:proofErr w:type="spellStart"/>
-      <w:r>
-        <w:t>combinato</w:t>
-      </w:r>
-      <w:proofErr w:type="spellEnd"/>
-      <w:r>
-        <w:t xml:space="preserve"> </w:t>
-      </w:r>
-      <w:proofErr w:type="spellStart"/>
-      <w:r>
-        <w:t>registrato</w:t>
-      </w:r>
-      <w:proofErr w:type="spellEnd"/>
+        <w:pStyle w:val="ListParagraph"/>
+        <w:numPr>
+          <w:ilvl w:val="1"/>
+          <w:numId w:val="10"/>
+        </w:numPr>
+        <w:rPr>
+          <w:lang w:val="it-IT"/>
+        </w:rPr>
+      </w:pPr>
+      <w:r>
+        <w:rPr>
+          <w:lang w:val="it-IT"/>
+        </w:rPr>
+        <w:t>Es2. Per la Categoria Variazione “Tipo Stampa”: 1. Fronte; 2. Fronte/Retro</w:t>
+      </w:r>
     </w:p>
     <w:p>
       <w:pPr>
-        <w:pStyle w:val="ListBullet"/>
-      </w:pPr>
-      <w:r>
-        <w:t>Prezzo finale: 0.80</w:t>
-      </w:r>
-    </w:p>
-    <w:p/>
-    <w:p>
-      <w:pPr>
-        <w:pStyle w:val="Heading3"/>
-        <w:rPr>
-          <w:lang w:val="it-IT"/>
-        </w:rPr>
-      </w:pPr>
-      <w:r>
-        <w:rPr>
-          <w:lang w:val="it-IT"/>
-        </w:rPr>
-        <w:t>Esempio C: collegamento variazioni a un prodotto</w:t>
+        <w:pStyle w:val="ListParagraph"/>
+        <w:numPr>
+          <w:ilvl w:val="0"/>
+          <w:numId w:val="10"/>
+        </w:numPr>
+        <w:rPr>
+          <w:lang w:val="it-IT"/>
+        </w:rPr>
+      </w:pPr>
+      <w:r>
+        <w:rPr>
+          <w:b/>
+          <w:bCs/>
+          <w:lang w:val="it-IT"/>
+        </w:rPr>
+        <w:t>Prezzi combinati (multi-variazione)</w:t>
+      </w:r>
+      <w:r>
+        <w:rPr>
+          <w:lang w:val="it-IT"/>
+        </w:rPr>
+        <w:t>: insieme costituito dal prodotto e le sue variazioni</w:t>
       </w:r>
     </w:p>
     <w:p>
       <w:pPr>
-        <w:pStyle w:val="ListBullet"/>
-      </w:pPr>
-      <w:proofErr w:type="spellStart"/>
-      <w:r>
-        <w:t>Prodotto</w:t>
-      </w:r>
-      <w:proofErr w:type="spellEnd"/>
-      <w:r>
-        <w:t xml:space="preserve"> 10 </w:t>
-      </w:r>
-      <w:proofErr w:type="spellStart"/>
-      <w:r>
-        <w:t>abilita</w:t>
-      </w:r>
-      <w:proofErr w:type="spellEnd"/>
-      <w:r>
+        <w:pStyle w:val="ListParagraph"/>
+        <w:numPr>
+          <w:ilvl w:val="1"/>
+          <w:numId w:val="10"/>
+        </w:numPr>
+        <w:rPr>
+          <w:lang w:val="it-IT"/>
+        </w:rPr>
+      </w:pPr>
+      <w:r>
+        <w:rPr>
+          <w:lang w:val="it-IT"/>
+        </w:rPr>
+        <w:t>Es</w:t>
+      </w:r>
+      <w:r>
+        <w:rPr>
+          <w:lang w:val="it-IT"/>
+        </w:rPr>
+        <w:t>empio:</w:t>
+      </w:r>
+      <w:r>
+        <w:rPr>
+          <w:lang w:val="it-IT"/>
+        </w:rPr>
         <w:t xml:space="preserve"> </w:t>
       </w:r>
-      <w:proofErr w:type="spellStart"/>
-      <w:r>
-        <w:t>variazioni</w:t>
-      </w:r>
-      <w:proofErr w:type="spellEnd"/>
-      <w:r>
-        <w:t xml:space="preserve"> 5, 8, 12</w:t>
+      <w:r>
+        <w:rPr>
+          <w:lang w:val="it-IT"/>
+        </w:rPr>
+        <w:br/>
+        <w:t xml:space="preserve">Categoria </w:t>
+      </w:r>
+      <w:r>
+        <w:rPr>
+          <w:lang w:val="it-IT"/>
+        </w:rPr>
+        <w:t>prodotto: Tariffe Postali</w:t>
+      </w:r>
+      <w:r>
+        <w:rPr>
+          <w:lang w:val="it-IT"/>
+        </w:rPr>
+        <w:br/>
+        <w:t>Prodotto: Posta Massiva</w:t>
       </w:r>
     </w:p>
     <w:p>
       <w:pPr>
-        <w:pStyle w:val="ListBullet"/>
-        <w:rPr>
-          <w:lang w:val="it-IT"/>
-        </w:rPr>
-      </w:pPr>
-      <w:r>
-        <w:rPr>
-          <w:lang w:val="it-IT"/>
-        </w:rPr>
-        <w:t>La UI mostra solo queste variazioni per il prodotto 10</w:t>
+        <w:pStyle w:val="ListParagraph"/>
+        <w:numPr>
+          <w:ilvl w:val="2"/>
+          <w:numId w:val="10"/>
+        </w:numPr>
+        <w:rPr>
+          <w:lang w:val="it-IT"/>
+        </w:rPr>
+      </w:pPr>
+      <w:r>
+        <w:rPr>
+          <w:lang w:val="it-IT"/>
+        </w:rPr>
+        <w:t>Variazioni:</w:t>
       </w:r>
     </w:p>
     <w:p>
       <w:pPr>
-        <w:rPr>
-          <w:lang w:val="it-IT"/>
-        </w:rPr>
-      </w:pPr>
+        <w:pStyle w:val="ListParagraph"/>
+        <w:numPr>
+          <w:ilvl w:val="3"/>
+          <w:numId w:val="10"/>
+        </w:numPr>
+        <w:rPr>
+          <w:lang w:val="it-IT"/>
+        </w:rPr>
+      </w:pPr>
+      <w:r>
+        <w:rPr>
+          <w:lang w:val="it-IT"/>
+        </w:rPr>
+        <w:t>(</w:t>
+      </w:r>
+      <w:r>
+        <w:rPr>
+          <w:lang w:val="it-IT"/>
+        </w:rPr>
+        <w:t>Categori</w:t>
+      </w:r>
+      <w:r>
+        <w:rPr>
+          <w:lang w:val="it-IT"/>
+        </w:rPr>
+        <w:t>a</w:t>
+      </w:r>
+      <w:r>
+        <w:rPr>
+          <w:lang w:val="it-IT"/>
+        </w:rPr>
+        <w:t xml:space="preserve"> Variazioni</w:t>
+      </w:r>
+      <w:r>
+        <w:rPr>
+          <w:lang w:val="it-IT"/>
+        </w:rPr>
+        <w:t>)Destinazione:</w:t>
+      </w:r>
     </w:p>
     <w:p>
       <w:pPr>
-        <w:pStyle w:val="Heading2"/>
-      </w:pPr>
-      <w:r>
-        <w:t xml:space="preserve">5) Checklist </w:t>
-      </w:r>
-      <w:proofErr w:type="spellStart"/>
-      <w:r>
-        <w:t>rapida</w:t>
-      </w:r>
-      <w:proofErr w:type="spellEnd"/>
-      <w:r>
-        <w:t xml:space="preserve"> per </w:t>
-      </w:r>
-      <w:proofErr w:type="spellStart"/>
-      <w:r>
-        <w:t>l'uso</w:t>
-      </w:r>
-      <w:proofErr w:type="spellEnd"/>
+        <w:pStyle w:val="ListParagraph"/>
+        <w:numPr>
+          <w:ilvl w:val="4"/>
+          <w:numId w:val="10"/>
+        </w:numPr>
+        <w:rPr>
+          <w:lang w:val="it-IT"/>
+        </w:rPr>
+      </w:pPr>
+      <w:r>
+        <w:rPr>
+          <w:lang w:val="it-IT"/>
+        </w:rPr>
+        <w:t>(variazione) AM</w:t>
+      </w:r>
     </w:p>
     <w:p>
       <w:pPr>
-        <w:pStyle w:val="ListBullet"/>
-      </w:pPr>
-      <w:proofErr w:type="spellStart"/>
-      <w:r>
-        <w:t>Creare</w:t>
-      </w:r>
-      <w:proofErr w:type="spellEnd"/>
-      <w:r>
-        <w:t xml:space="preserve"> </w:t>
-      </w:r>
-      <w:proofErr w:type="spellStart"/>
-      <w:r>
-        <w:t>categoria</w:t>
-      </w:r>
-      <w:proofErr w:type="spellEnd"/>
-      <w:r>
-        <w:t xml:space="preserve"> (se necessaria)</w:t>
+        <w:pStyle w:val="ListParagraph"/>
+        <w:numPr>
+          <w:ilvl w:val="4"/>
+          <w:numId w:val="10"/>
+        </w:numPr>
+        <w:rPr>
+          <w:lang w:val="it-IT"/>
+        </w:rPr>
+      </w:pPr>
+      <w:r>
+        <w:rPr>
+          <w:lang w:val="it-IT"/>
+        </w:rPr>
+        <w:t>(Variazione) CP</w:t>
       </w:r>
     </w:p>
     <w:p>
       <w:pPr>
-        <w:pStyle w:val="ListBullet"/>
-        <w:rPr>
-          <w:lang w:val="it-IT"/>
-        </w:rPr>
-      </w:pPr>
-      <w:r>
-        <w:rPr>
-          <w:lang w:val="it-IT"/>
-        </w:rPr>
-        <w:t>Creare prodotto e associarlo alla categoria</w:t>
+        <w:pStyle w:val="ListParagraph"/>
+        <w:numPr>
+          <w:ilvl w:val="4"/>
+          <w:numId w:val="10"/>
+        </w:numPr>
+        <w:rPr>
+          <w:lang w:val="it-IT"/>
+        </w:rPr>
+      </w:pPr>
+      <w:r>
+        <w:rPr>
+          <w:lang w:val="it-IT"/>
+        </w:rPr>
+        <w:t>(Variazione) EU</w:t>
       </w:r>
     </w:p>
     <w:p>
       <w:pPr>
-        <w:pStyle w:val="ListBullet"/>
-        <w:rPr>
-          <w:lang w:val="it-IT"/>
-        </w:rPr>
-      </w:pPr>
-      <w:r>
-        <w:rPr>
-          <w:lang w:val="it-IT"/>
-        </w:rPr>
-        <w:t>Creare variazioni (con categoria testuale per raggruppamento)</w:t>
+        <w:pStyle w:val="ListParagraph"/>
+        <w:numPr>
+          <w:ilvl w:val="3"/>
+          <w:numId w:val="10"/>
+        </w:numPr>
+        <w:rPr>
+          <w:lang w:val="it-IT"/>
+        </w:rPr>
+      </w:pPr>
+      <w:r>
+        <w:rPr>
+          <w:lang w:val="it-IT"/>
+        </w:rPr>
+        <w:t>(</w:t>
+      </w:r>
+      <w:r>
+        <w:rPr>
+          <w:lang w:val="it-IT"/>
+        </w:rPr>
+        <w:t>Categori</w:t>
+      </w:r>
+      <w:r>
+        <w:rPr>
+          <w:lang w:val="it-IT"/>
+        </w:rPr>
+        <w:t>a</w:t>
+      </w:r>
+      <w:r>
+        <w:rPr>
+          <w:lang w:val="it-IT"/>
+        </w:rPr>
+        <w:t xml:space="preserve"> Variazioni</w:t>
+      </w:r>
+      <w:r>
+        <w:rPr>
+          <w:lang w:val="it-IT"/>
+        </w:rPr>
+        <w:t>)Peso Plico:</w:t>
       </w:r>
     </w:p>
     <w:p>
       <w:pPr>
-        <w:pStyle w:val="ListBullet"/>
-        <w:rPr>
-          <w:lang w:val="it-IT"/>
-        </w:rPr>
-      </w:pPr>
-      <w:r>
-        <w:rPr>
-          <w:lang w:val="it-IT"/>
-        </w:rPr>
-        <w:t>Collegare variazioni al prodotto (link)</w:t>
+        <w:pStyle w:val="ListParagraph"/>
+        <w:numPr>
+          <w:ilvl w:val="4"/>
+          <w:numId w:val="10"/>
+        </w:numPr>
+        <w:rPr>
+          <w:lang w:val="it-IT"/>
+        </w:rPr>
+      </w:pPr>
+      <w:r>
+        <w:rPr>
+          <w:lang w:val="it-IT"/>
+        </w:rPr>
+        <w:t>(Variazione)</w:t>
+      </w:r>
+      <w:r>
+        <w:rPr>
+          <w:lang w:val="it-IT"/>
+        </w:rPr>
+        <w:t xml:space="preserve"> Fino a 20gr</w:t>
       </w:r>
     </w:p>
     <w:p>
       <w:pPr>
-        <w:pStyle w:val="ListBullet"/>
-      </w:pPr>
-      <w:proofErr w:type="spellStart"/>
-      <w:r>
-        <w:t>Definire</w:t>
-      </w:r>
-      <w:proofErr w:type="spellEnd"/>
-      <w:r>
+        <w:pStyle w:val="ListParagraph"/>
+        <w:numPr>
+          <w:ilvl w:val="4"/>
+          <w:numId w:val="10"/>
+        </w:numPr>
+        <w:rPr>
+          <w:lang w:val="it-IT"/>
+        </w:rPr>
+      </w:pPr>
+      <w:r>
+        <w:rPr>
+          <w:lang w:val="it-IT"/>
+        </w:rPr>
+        <w:t>(Variazione)</w:t>
+      </w:r>
+      <w:r>
+        <w:rPr>
+          <w:lang w:val="it-IT"/>
+        </w:rPr>
         <w:t xml:space="preserve"> </w:t>
       </w:r>
-      <w:proofErr w:type="spellStart"/>
-      <w:r>
-        <w:t>prezzi</w:t>
-      </w:r>
-      <w:proofErr w:type="spellEnd"/>
-      <w:r>
-        <w:t xml:space="preserve"> </w:t>
-      </w:r>
-      <w:proofErr w:type="spellStart"/>
-      <w:r>
-        <w:t>combinati</w:t>
-      </w:r>
-      <w:proofErr w:type="spellEnd"/>
-      <w:r>
-        <w:t xml:space="preserve"> dove serve</w:t>
-      </w:r>
-    </w:p>
-    <w:p/>
-    <w:p>
-      <w:pPr>
-        <w:pStyle w:val="Heading2"/>
-      </w:pPr>
-      <w:r>
-        <w:t xml:space="preserve">6) </w:t>
-      </w:r>
-      <w:proofErr w:type="spellStart"/>
-      <w:r>
-        <w:t>Glossario</w:t>
-      </w:r>
-      <w:proofErr w:type="spellEnd"/>
+      <w:r>
+        <w:rPr>
+          <w:lang w:val="it-IT"/>
+        </w:rPr>
+        <w:t>Oltre 20g fino a 50gr</w:t>
+      </w:r>
     </w:p>
     <w:p>
       <w:pPr>
-        <w:pStyle w:val="ListBullet"/>
-      </w:pPr>
-      <w:r>
-        <w:rPr>
-          <w:lang w:val="it-IT"/>
-        </w:rPr>
-        <w:t xml:space="preserve">Categoria: famiglia di prodotti (es. </w:t>
-      </w:r>
-      <w:r>
-        <w:t xml:space="preserve">"Stampa &amp; </w:t>
-      </w:r>
-      <w:proofErr w:type="spellStart"/>
-      <w:r>
-        <w:t>Imbustamento</w:t>
-      </w:r>
-      <w:proofErr w:type="spellEnd"/>
-      <w:r>
-        <w:t>")</w:t>
+        <w:pStyle w:val="ListParagraph"/>
+        <w:numPr>
+          <w:ilvl w:val="4"/>
+          <w:numId w:val="10"/>
+        </w:numPr>
+        <w:rPr>
+          <w:lang w:val="it-IT"/>
+        </w:rPr>
+      </w:pPr>
+      <w:r>
+        <w:rPr>
+          <w:lang w:val="it-IT"/>
+        </w:rPr>
+        <w:t>(Variazione)</w:t>
+      </w:r>
+      <w:r>
+        <w:rPr>
+          <w:lang w:val="it-IT"/>
+        </w:rPr>
+        <w:t xml:space="preserve"> </w:t>
+      </w:r>
+      <w:r>
+        <w:rPr>
+          <w:lang w:val="it-IT"/>
+        </w:rPr>
+        <w:t>Oltre 50g fino a 100gr</w:t>
       </w:r>
     </w:p>
     <w:p>
       <w:pPr>
-        <w:pStyle w:val="ListBullet"/>
-        <w:rPr>
-          <w:lang w:val="it-IT"/>
-        </w:rPr>
-      </w:pPr>
-      <w:r>
-        <w:rPr>
-          <w:lang w:val="it-IT"/>
-        </w:rPr>
-        <w:t>Variazione: opzione selezionabile (es. colore, formato)</w:t>
+        <w:pStyle w:val="ListParagraph"/>
+        <w:numPr>
+          <w:ilvl w:val="3"/>
+          <w:numId w:val="10"/>
+        </w:numPr>
+        <w:rPr>
+          <w:lang w:val="it-IT"/>
+        </w:rPr>
+      </w:pPr>
+      <w:r>
+        <w:rPr>
+          <w:lang w:val="it-IT"/>
+        </w:rPr>
+        <w:t>(Categoria Variazioni)</w:t>
+      </w:r>
+      <w:r>
+        <w:rPr>
+          <w:lang w:val="it-IT"/>
+        </w:rPr>
+        <w:t xml:space="preserve"> Tipo Spedizione:</w:t>
       </w:r>
     </w:p>
     <w:p>
       <w:pPr>
-        <w:pStyle w:val="ListBullet"/>
-        <w:rPr>
-          <w:lang w:val="it-IT"/>
-        </w:rPr>
-      </w:pPr>
-      <w:r>
-        <w:rPr>
-          <w:lang w:val="it-IT"/>
-        </w:rPr>
-        <w:t>Combo key: chiave deterministica per un set di variazioni</w:t>
+        <w:pStyle w:val="ListParagraph"/>
+        <w:numPr>
+          <w:ilvl w:val="4"/>
+          <w:numId w:val="10"/>
+        </w:numPr>
+        <w:rPr>
+          <w:lang w:val="it-IT"/>
+        </w:rPr>
+      </w:pPr>
+      <w:r>
+        <w:rPr>
+          <w:lang w:val="it-IT"/>
+        </w:rPr>
+        <w:t>(Variazione)</w:t>
+      </w:r>
+      <w:r>
+        <w:rPr>
+          <w:lang w:val="it-IT"/>
+        </w:rPr>
+        <w:t xml:space="preserve"> </w:t>
+      </w:r>
+      <w:r>
+        <w:t>Omologato</w:t>
       </w:r>
     </w:p>
     <w:p>
       <w:pPr>
-        <w:pStyle w:val="ListBullet"/>
-        <w:rPr>
-          <w:lang w:val="it-IT"/>
-        </w:rPr>
-      </w:pPr>
-      <w:r>
-        <w:rPr>
-          <w:lang w:val="it-IT"/>
-        </w:rPr>
-        <w:t>Prezzo combinato: prezzo finale alternativo al listino</w:t>
+        <w:pStyle w:val="ListParagraph"/>
+        <w:numPr>
+          <w:ilvl w:val="4"/>
+          <w:numId w:val="10"/>
+        </w:numPr>
+        <w:rPr>
+          <w:lang w:val="it-IT"/>
+        </w:rPr>
+      </w:pPr>
+      <w:r>
+        <w:rPr>
+          <w:lang w:val="it-IT"/>
+        </w:rPr>
+        <w:t>(Variazione)</w:t>
+      </w:r>
+      <w:r>
+        <w:rPr>
+          <w:lang w:val="it-IT"/>
+        </w:rPr>
+        <w:t xml:space="preserve"> </w:t>
+      </w:r>
+      <w:r>
+        <w:t>Omologato</w:t>
       </w:r>
     </w:p>
     <w:p>
       <w:pPr>
-        <w:rPr>
-          <w:lang w:val="it-IT"/>
-        </w:rPr>
-      </w:pPr>
+        <w:pStyle w:val="NoSpacing"/>
+        <w:rPr>
+          <w:lang w:val="it-IT"/>
+        </w:rPr>
+      </w:pPr>
+      <w:r>
+        <w:rPr>
+          <w:lang w:val="it-IT"/>
+        </w:rPr>
+        <w:t>Risultato:</w:t>
+      </w:r>
+      <w:r>
+        <w:rPr>
+          <w:lang w:val="it-IT"/>
+        </w:rPr>
+        <w:br/>
+      </w:r>
+      <w:r>
+        <w:rPr>
+          <w:lang w:val="it-IT"/>
+        </w:rPr>
+        <w:t>Peso Plico - Fino a 20 gr, Tipo Spedizione - Omologato, Destinazione - AM</w:t>
+      </w:r>
+      <w:r>
+        <w:rPr>
+          <w:lang w:val="it-IT"/>
+        </w:rPr>
+        <w:tab/>
+      </w:r>
+      <w:r>
+        <w:rPr>
+          <w:lang w:val="it-IT"/>
+        </w:rPr>
+        <w:tab/>
+      </w:r>
     </w:p>
     <w:p>
       <w:pPr>
-        <w:rPr>
-          <w:lang w:val="it-IT"/>
-        </w:rPr>
-      </w:pPr>
+        <w:pStyle w:val="NoSpacing"/>
+        <w:rPr>
+          <w:lang w:val="it-IT"/>
+        </w:rPr>
+      </w:pPr>
+      <w:r>
+        <w:rPr>
+          <w:lang w:val="it-IT"/>
+        </w:rPr>
+        <w:t>Peso Plico - Fino a 20 gr, Tipo Spedizione - Omologato, Destinazione - CP</w:t>
+      </w:r>
+      <w:r>
+        <w:rPr>
+          <w:lang w:val="it-IT"/>
+        </w:rPr>
+        <w:tab/>
+      </w:r>
+      <w:r>
+        <w:rPr>
+          <w:lang w:val="it-IT"/>
+        </w:rPr>
+        <w:tab/>
+      </w:r>
     </w:p>
     <w:p>
       <w:pPr>
-        <w:rPr>
-          <w:lang w:val="it-IT"/>
-        </w:rPr>
-      </w:pPr>
+        <w:pStyle w:val="NoSpacing"/>
+        <w:rPr>
+          <w:lang w:val="it-IT"/>
+        </w:rPr>
+      </w:pPr>
+      <w:r>
+        <w:rPr>
+          <w:lang w:val="it-IT"/>
+        </w:rPr>
+        <w:t>Peso Plico - Fino a 20 gr, Tipo Spedizione - Omologato, Destinazione - EU</w:t>
+      </w:r>
+      <w:r>
+        <w:rPr>
+          <w:lang w:val="it-IT"/>
+        </w:rPr>
+        <w:tab/>
+      </w:r>
+      <w:r>
+        <w:rPr>
+          <w:lang w:val="it-IT"/>
+        </w:rPr>
+        <w:tab/>
+      </w:r>
     </w:p>
     <w:p>
       <w:pPr>
-        <w:rPr>
-          <w:lang w:val="it-IT"/>
-        </w:rPr>
-      </w:pPr>
+        <w:pStyle w:val="NoSpacing"/>
+        <w:rPr>
+          <w:lang w:val="it-IT"/>
+        </w:rPr>
+      </w:pPr>
+      <w:r>
+        <w:rPr>
+          <w:lang w:val="it-IT"/>
+        </w:rPr>
+        <w:t>Peso Plico - Fino a 20 gr, Tipo Spedizione - Non Omologato, Destinazione - AM</w:t>
+      </w:r>
+      <w:r>
+        <w:rPr>
+          <w:lang w:val="it-IT"/>
+        </w:rPr>
+        <w:tab/>
+      </w:r>
+      <w:r>
+        <w:rPr>
+          <w:lang w:val="it-IT"/>
+        </w:rPr>
+        <w:tab/>
+      </w:r>
     </w:p>
     <w:p>
       <w:pPr>
-        <w:rPr>
-          <w:lang w:val="it-IT"/>
-        </w:rPr>
-      </w:pPr>
+        <w:pStyle w:val="NoSpacing"/>
+        <w:rPr>
+          <w:lang w:val="it-IT"/>
+        </w:rPr>
+      </w:pPr>
+      <w:r>
+        <w:rPr>
+          <w:lang w:val="it-IT"/>
+        </w:rPr>
+        <w:t>Peso Plico - Fino a 20 gr, Tipo Spedizione - Non Omologato, Destinazione - CP</w:t>
+      </w:r>
+      <w:r>
+        <w:rPr>
+          <w:lang w:val="it-IT"/>
+        </w:rPr>
+        <w:tab/>
+      </w:r>
+      <w:r>
+        <w:rPr>
+          <w:lang w:val="it-IT"/>
+        </w:rPr>
+        <w:tab/>
+      </w:r>
     </w:p>
     <w:p>
       <w:pPr>
-        <w:rPr>
-          <w:lang w:val="it-IT"/>
-        </w:rPr>
-      </w:pPr>
+        <w:pStyle w:val="NoSpacing"/>
+        <w:rPr>
+          <w:lang w:val="it-IT"/>
+        </w:rPr>
+      </w:pPr>
+      <w:r>
+        <w:rPr>
+          <w:lang w:val="it-IT"/>
+        </w:rPr>
+        <w:t>Peso Plico - Fino a 20 gr, Tipo Spedizione - Non Omologato, Destinazione - EU</w:t>
+      </w:r>
+      <w:r>
+        <w:rPr>
+          <w:lang w:val="it-IT"/>
+        </w:rPr>
+        <w:tab/>
+      </w:r>
+      <w:r>
+        <w:rPr>
+          <w:lang w:val="it-IT"/>
+        </w:rPr>
+        <w:tab/>
+      </w:r>
     </w:p>
     <w:p>
       <w:pPr>
-        <w:rPr>
-          <w:lang w:val="it-IT"/>
-        </w:rPr>
-      </w:pPr>
+        <w:pStyle w:val="NoSpacing"/>
+        <w:rPr>
+          <w:lang w:val="it-IT"/>
+        </w:rPr>
+      </w:pPr>
+      <w:r>
+        <w:rPr>
+          <w:lang w:val="it-IT"/>
+        </w:rPr>
+        <w:t>Peso Plico - Oltre 20g fino a 50gr, Tipo Spedizione - Omologato, Destinazione - AM</w:t>
+      </w:r>
+      <w:r>
+        <w:rPr>
+          <w:lang w:val="it-IT"/>
+        </w:rPr>
+        <w:tab/>
+      </w:r>
     </w:p>
     <w:p>
       <w:pPr>
-        <w:pStyle w:val="Heading2"/>
-        <w:rPr>
-          <w:lang w:val="it-IT"/>
-        </w:rPr>
-      </w:pPr>
-      <w:r>
-        <w:rPr>
-          <w:lang w:val="it-IT"/>
-        </w:rPr>
-        <w:t>Schema ER (Mermaid)</w:t>
+        <w:pStyle w:val="NoSpacing"/>
+        <w:rPr>
+          <w:lang w:val="it-IT"/>
+        </w:rPr>
+      </w:pPr>
+      <w:r>
+        <w:rPr>
+          <w:lang w:val="it-IT"/>
+        </w:rPr>
+        <w:t>Peso Plico - Oltre 20g fino a 50gr, Tipo Spedizione - Omologato, Destinazione - CP</w:t>
+      </w:r>
+      <w:r>
+        <w:rPr>
+          <w:lang w:val="it-IT"/>
+        </w:rPr>
+        <w:tab/>
+      </w:r>
+      <w:r>
+        <w:rPr>
+          <w:lang w:val="it-IT"/>
+        </w:rPr>
+        <w:tab/>
       </w:r>
     </w:p>
     <w:p>
       <w:pPr>
+        <w:pStyle w:val="NoSpacing"/>
+        <w:rPr>
+          <w:lang w:val="it-IT"/>
+        </w:rPr>
+      </w:pPr>
+      <w:r>
+        <w:rPr>
+          <w:lang w:val="it-IT"/>
+        </w:rPr>
+        <w:t>Peso Plico - Oltre 20g fino a 50gr, Tipo Spedizione - Omologato, Destinazione - EU</w:t>
+      </w:r>
+      <w:r>
+        <w:rPr>
+          <w:lang w:val="it-IT"/>
+        </w:rPr>
+        <w:tab/>
+      </w:r>
+    </w:p>
+    <w:p>
+      <w:pPr>
+        <w:pStyle w:val="NoSpacing"/>
+        <w:rPr>
+          <w:lang w:val="it-IT"/>
+        </w:rPr>
+      </w:pPr>
+      <w:r>
+        <w:rPr>
+          <w:lang w:val="it-IT"/>
+        </w:rPr>
+        <w:t>Peso Plico - Oltre 20g fino a 50gr, Tipo Spedizione - Non Omologato, Destinazione - AM</w:t>
+      </w:r>
+      <w:r>
+        <w:rPr>
+          <w:lang w:val="it-IT"/>
+        </w:rPr>
+        <w:tab/>
+      </w:r>
+    </w:p>
+    <w:p>
+      <w:pPr>
+        <w:pStyle w:val="NoSpacing"/>
+        <w:rPr>
+          <w:lang w:val="it-IT"/>
+        </w:rPr>
+      </w:pPr>
+      <w:r>
+        <w:rPr>
+          <w:lang w:val="it-IT"/>
+        </w:rPr>
+        <w:t>Peso Plico - Oltre 20g fino a 50gr, Tipo Spedizione - Non Omologato, Destinazione - CP</w:t>
+      </w:r>
+      <w:r>
+        <w:rPr>
+          <w:lang w:val="it-IT"/>
+        </w:rPr>
+        <w:tab/>
+      </w:r>
+    </w:p>
+    <w:p>
+      <w:pPr>
+        <w:pStyle w:val="NoSpacing"/>
+        <w:rPr>
+          <w:lang w:val="it-IT"/>
+        </w:rPr>
+      </w:pPr>
+      <w:r>
+        <w:rPr>
+          <w:lang w:val="it-IT"/>
+        </w:rPr>
+        <w:t>Peso Plico - Oltre 20g fino a 50gr, Tipo Spedizione - Non Omologato, Destinazione - EU</w:t>
+      </w:r>
+    </w:p>
+    <w:p>
+      <w:pPr>
+        <w:ind w:left="1440"/>
+        <w:rPr>
+          <w:lang w:val="it-IT"/>
+        </w:rPr>
+      </w:pPr>
+    </w:p>
+    <w:p>
+      <w:pPr>
+        <w:ind w:left="1440"/>
+        <w:rPr>
+          <w:lang w:val="it-IT"/>
+        </w:rPr>
+      </w:pPr>
+    </w:p>
+    <w:p>
+      <w:pPr>
+        <w:pStyle w:val="Heading2"/>
+        <w:rPr>
+          <w:lang w:val="it-IT"/>
+        </w:rPr>
+      </w:pPr>
+      <w:r>
+        <w:rPr>
+          <w:lang w:val="it-IT"/>
+        </w:rPr>
+        <w:lastRenderedPageBreak/>
+        <w:t>2</w:t>
+      </w:r>
+      <w:r>
+        <w:rPr>
+          <w:lang w:val="it-IT"/>
+        </w:rPr>
+        <w:t>) Regole operative (sintesi)</w:t>
+      </w:r>
+    </w:p>
+    <w:p>
+      <w:pPr>
+        <w:pStyle w:val="ListBullet"/>
+        <w:rPr>
+          <w:lang w:val="it-IT"/>
+        </w:rPr>
+      </w:pPr>
+      <w:r>
+        <w:rPr>
+          <w:lang w:val="it-IT"/>
+        </w:rPr>
+        <w:t>Un prodotto puo' avere una sola categoria.</w:t>
+      </w:r>
+    </w:p>
+    <w:p>
+      <w:pPr>
+        <w:pStyle w:val="ListBullet"/>
+        <w:rPr>
+          <w:lang w:val="it-IT"/>
+        </w:rPr>
+      </w:pPr>
+      <w:r>
+        <w:rPr>
+          <w:lang w:val="it-IT"/>
+        </w:rPr>
+        <w:t>Un prodotto puo' avere molte variazioni; una variazione puo' essere usata da piu' prodotti.</w:t>
+      </w:r>
+    </w:p>
+    <w:p>
+      <w:pPr>
+        <w:pStyle w:val="ListBullet"/>
+        <w:rPr>
+          <w:lang w:val="it-IT"/>
+        </w:rPr>
+      </w:pPr>
+      <w:r>
+        <w:rPr>
+          <w:lang w:val="it-IT"/>
+        </w:rPr>
+        <w:t>Le variazioni sono raggruppate in UI tramite il campo testuale `categoria` di `tb_variazioni`.</w:t>
+      </w:r>
+    </w:p>
+    <w:p>
+      <w:pPr>
+        <w:pStyle w:val="ListBullet"/>
+        <w:rPr>
+          <w:lang w:val="it-IT"/>
+        </w:rPr>
+      </w:pPr>
+      <w:r>
+        <w:rPr>
+          <w:lang w:val="it-IT"/>
+        </w:rPr>
+        <w:t>Un prezzo combinato e' definito su un prodotto e su un set di variazioni (combo_key).</w:t>
+      </w:r>
+    </w:p>
+    <w:p>
+      <w:pPr>
+        <w:pStyle w:val="ListBullet"/>
+      </w:pPr>
+      <w:r>
+        <w:rPr>
+          <w:lang w:val="it-IT"/>
+        </w:rPr>
+        <w:t xml:space="preserve">combo_key = ID variazioni ordinati e uniti con `+` (es. </w:t>
+      </w:r>
+      <w:r>
+        <w:t>`12+45`).</w:t>
+      </w:r>
+    </w:p>
+    <w:p>
+      <w:pPr>
+        <w:pStyle w:val="ListBullet"/>
+        <w:rPr>
+          <w:lang w:val="it-IT"/>
+        </w:rPr>
+      </w:pPr>
+      <w:r>
+        <w:rPr>
+          <w:lang w:val="it-IT"/>
+        </w:rPr>
+        <w:t>Se esiste un prezzo combinato, si usa quello; altrimenti si usa il prezzo_listino del prodotto.</w:t>
+      </w:r>
+    </w:p>
+    <w:p>
+      <w:pPr>
+        <w:rPr>
+          <w:lang w:val="it-IT"/>
+        </w:rPr>
+      </w:pPr>
+    </w:p>
+    <w:p>
+      <w:pPr>
+        <w:pStyle w:val="Heading2"/>
+      </w:pPr>
+      <w:r>
+        <w:t>5) Checklist rapida per l'uso</w:t>
+      </w:r>
+    </w:p>
+    <w:p>
+      <w:pPr>
+        <w:pStyle w:val="ListBullet"/>
+      </w:pPr>
+      <w:r>
+        <w:t>Creare categoria (se necessaria)</w:t>
+      </w:r>
+    </w:p>
+    <w:p>
+      <w:pPr>
+        <w:pStyle w:val="ListBullet"/>
+        <w:rPr>
+          <w:lang w:val="it-IT"/>
+        </w:rPr>
+      </w:pPr>
+      <w:r>
+        <w:rPr>
+          <w:lang w:val="it-IT"/>
+        </w:rPr>
+        <w:t>Creare prodotto e associarlo alla categoria</w:t>
+      </w:r>
+    </w:p>
+    <w:p>
+      <w:pPr>
+        <w:pStyle w:val="ListBullet"/>
+        <w:rPr>
+          <w:lang w:val="it-IT"/>
+        </w:rPr>
+      </w:pPr>
+      <w:r>
+        <w:rPr>
+          <w:lang w:val="it-IT"/>
+        </w:rPr>
+        <w:t>Creare variazioni (con categoria testuale per raggruppamento)</w:t>
+      </w:r>
+    </w:p>
+    <w:p>
+      <w:pPr>
+        <w:pStyle w:val="ListBullet"/>
+        <w:rPr>
+          <w:lang w:val="it-IT"/>
+        </w:rPr>
+      </w:pPr>
+      <w:r>
+        <w:rPr>
+          <w:lang w:val="it-IT"/>
+        </w:rPr>
+        <w:t>Collegare variazioni al prodotto (link)</w:t>
+      </w:r>
+    </w:p>
+    <w:p>
+      <w:pPr>
+        <w:pStyle w:val="ListBullet"/>
+      </w:pPr>
+      <w:r>
+        <w:rPr>
+          <w:lang w:val="it-IT"/>
+        </w:rPr>
+        <w:t>Definire prezzi combinati dove serve</w:t>
+      </w:r>
+    </w:p>
+    <w:p>
+      <w:pPr>
+        <w:rPr>
+          <w:lang w:val="it-IT"/>
+        </w:rPr>
+      </w:pPr>
+    </w:p>
+    <w:p>
+      <w:pPr>
+        <w:rPr>
+          <w:lang w:val="it-IT"/>
+        </w:rPr>
+      </w:pPr>
+    </w:p>
+    <w:p>
+      <w:pPr>
+        <w:pStyle w:val="Heading2"/>
+        <w:rPr>
+          <w:lang w:val="it-IT"/>
+        </w:rPr>
+      </w:pPr>
+      <w:r>
+        <w:rPr>
+          <w:lang w:val="it-IT"/>
+        </w:rPr>
+        <w:t>Schema ER (Mermaid)</w:t>
+      </w:r>
+    </w:p>
+    <w:p>
+      <w:pPr>
         <w:rPr>
           <w:lang w:val="it-IT"/>
         </w:rPr>
@@ -974,6 +1503,7 @@
           <w:sz w:val="18"/>
           <w:lang w:val="it-IT"/>
         </w:rPr>
+        <w:lastRenderedPageBreak/>
         <w:t xml:space="preserve">    </w:t>
       </w:r>
       <w:r>
@@ -981,48 +1511,83 @@
           <w:rFonts w:ascii="Courier New" w:eastAsia="Courier New" w:hAnsi="Courier New"/>
           <w:sz w:val="18"/>
         </w:rPr>
-        <w:t xml:space="preserve">int </w:t>
-      </w:r>
-      <w:proofErr w:type="spellStart"/>
+        <w:t>int id_prodotto PK</w:t>
+      </w:r>
+    </w:p>
+    <w:p>
       <w:r>
         <w:rPr>
           <w:rFonts w:ascii="Courier New" w:eastAsia="Courier New" w:hAnsi="Courier New"/>
           <w:sz w:val="18"/>
         </w:rPr>
-        <w:t>id_prodotto</w:t>
-      </w:r>
-      <w:proofErr w:type="spellEnd"/>
+        <w:t xml:space="preserve">    int id_categoria FK</w:t>
+      </w:r>
+    </w:p>
+    <w:p>
+      <w:pPr>
+        <w:rPr>
+          <w:lang w:val="it-IT"/>
+        </w:rPr>
+      </w:pPr>
       <w:r>
         <w:rPr>
           <w:rFonts w:ascii="Courier New" w:eastAsia="Courier New" w:hAnsi="Courier New"/>
           <w:sz w:val="18"/>
         </w:rPr>
-        <w:t xml:space="preserve"> PK</w:t>
+        <w:t xml:space="preserve">    </w:t>
+      </w:r>
+      <w:r>
+        <w:rPr>
+          <w:rFonts w:ascii="Courier New" w:eastAsia="Courier New" w:hAnsi="Courier New"/>
+          <w:sz w:val="18"/>
+          <w:lang w:val="it-IT"/>
+        </w:rPr>
+        <w:t>varchar codice</w:t>
       </w:r>
     </w:p>
     <w:p>
+      <w:pPr>
+        <w:rPr>
+          <w:lang w:val="it-IT"/>
+        </w:rPr>
+      </w:pPr>
       <w:r>
         <w:rPr>
           <w:rFonts w:ascii="Courier New" w:eastAsia="Courier New" w:hAnsi="Courier New"/>
           <w:sz w:val="18"/>
-        </w:rPr>
-        <w:t xml:space="preserve">    int </w:t>
-      </w:r>
-      <w:proofErr w:type="spellStart"/>
+          <w:lang w:val="it-IT"/>
+        </w:rPr>
+        <w:t xml:space="preserve">    varchar nome</w:t>
+      </w:r>
+    </w:p>
+    <w:p>
+      <w:pPr>
+        <w:rPr>
+          <w:lang w:val="it-IT"/>
+        </w:rPr>
+      </w:pPr>
       <w:r>
         <w:rPr>
           <w:rFonts w:ascii="Courier New" w:eastAsia="Courier New" w:hAnsi="Courier New"/>
           <w:sz w:val="18"/>
-        </w:rPr>
-        <w:t>id_categoria</w:t>
-      </w:r>
-      <w:proofErr w:type="spellEnd"/>
+          <w:lang w:val="it-IT"/>
+        </w:rPr>
+        <w:t xml:space="preserve">    text descrizione</w:t>
+      </w:r>
+    </w:p>
+    <w:p>
+      <w:pPr>
+        <w:rPr>
+          <w:lang w:val="it-IT"/>
+        </w:rPr>
+      </w:pPr>
       <w:r>
         <w:rPr>
           <w:rFonts w:ascii="Courier New" w:eastAsia="Courier New" w:hAnsi="Courier New"/>
           <w:sz w:val="18"/>
-        </w:rPr>
-        <w:t xml:space="preserve"> FK</w:t>
+          <w:lang w:val="it-IT"/>
+        </w:rPr>
+        <w:t xml:space="preserve">    decimal prezzo_listino</w:t>
       </w:r>
     </w:p>
     <w:p>
@@ -1035,16 +1600,24 @@
         <w:rPr>
           <w:rFonts w:ascii="Courier New" w:eastAsia="Courier New" w:hAnsi="Courier New"/>
           <w:sz w:val="18"/>
-        </w:rPr>
-        <w:t xml:space="preserve">    </w:t>
-      </w:r>
+          <w:lang w:val="it-IT"/>
+        </w:rPr>
+        <w:t xml:space="preserve">    int id_iva</w:t>
+      </w:r>
+    </w:p>
+    <w:p>
+      <w:pPr>
+        <w:rPr>
+          <w:lang w:val="it-IT"/>
+        </w:rPr>
+      </w:pPr>
       <w:r>
         <w:rPr>
           <w:rFonts w:ascii="Courier New" w:eastAsia="Courier New" w:hAnsi="Courier New"/>
           <w:sz w:val="18"/>
           <w:lang w:val="it-IT"/>
         </w:rPr>
-        <w:t>varchar codice</w:t>
+        <w:t xml:space="preserve">    int id_sdi_natura_iva</w:t>
       </w:r>
     </w:p>
     <w:p>
@@ -1059,7 +1632,7 @@
           <w:sz w:val="18"/>
           <w:lang w:val="it-IT"/>
         </w:rPr>
-        <w:t xml:space="preserve">    varchar nome</w:t>
+        <w:t xml:space="preserve">    tinyint attivo</w:t>
       </w:r>
     </w:p>
     <w:p>
@@ -1074,7 +1647,7 @@
           <w:sz w:val="18"/>
           <w:lang w:val="it-IT"/>
         </w:rPr>
-        <w:t xml:space="preserve">    text descrizione</w:t>
+        <w:t xml:space="preserve">  }</w:t>
       </w:r>
     </w:p>
     <w:p>
@@ -1083,13 +1656,20 @@
           <w:lang w:val="it-IT"/>
         </w:rPr>
       </w:pPr>
+    </w:p>
+    <w:p>
+      <w:pPr>
+        <w:rPr>
+          <w:lang w:val="it-IT"/>
+        </w:rPr>
+      </w:pPr>
       <w:r>
         <w:rPr>
           <w:rFonts w:ascii="Courier New" w:eastAsia="Courier New" w:hAnsi="Courier New"/>
           <w:sz w:val="18"/>
           <w:lang w:val="it-IT"/>
         </w:rPr>
-        <w:t xml:space="preserve">    decimal prezzo_listino</w:t>
+        <w:t xml:space="preserve">  TB_VARIAZIONI {</w:t>
       </w:r>
     </w:p>
     <w:p>
@@ -1104,7 +1684,7 @@
           <w:sz w:val="18"/>
           <w:lang w:val="it-IT"/>
         </w:rPr>
-        <w:t xml:space="preserve">    int id_iva</w:t>
+        <w:t xml:space="preserve">    int id_variazione PK</w:t>
       </w:r>
     </w:p>
     <w:p>
@@ -1119,7 +1699,7 @@
           <w:sz w:val="18"/>
           <w:lang w:val="it-IT"/>
         </w:rPr>
-        <w:t xml:space="preserve">    int id_sdi_natura_iva</w:t>
+        <w:t xml:space="preserve">    varchar codice</w:t>
       </w:r>
     </w:p>
     <w:p>
@@ -1134,7 +1714,7 @@
           <w:sz w:val="18"/>
           <w:lang w:val="it-IT"/>
         </w:rPr>
-        <w:t xml:space="preserve">    tinyint attivo</w:t>
+        <w:t xml:space="preserve">    varchar nome</w:t>
       </w:r>
     </w:p>
     <w:p>
@@ -1149,7 +1729,7 @@
           <w:sz w:val="18"/>
           <w:lang w:val="it-IT"/>
         </w:rPr>
-        <w:t xml:space="preserve">  }</w:t>
+        <w:t xml:space="preserve">    varchar categoria</w:t>
       </w:r>
     </w:p>
     <w:p>
@@ -1158,6 +1738,14 @@
           <w:lang w:val="it-IT"/>
         </w:rPr>
       </w:pPr>
+      <w:r>
+        <w:rPr>
+          <w:rFonts w:ascii="Courier New" w:eastAsia="Courier New" w:hAnsi="Courier New"/>
+          <w:sz w:val="18"/>
+          <w:lang w:val="it-IT"/>
+        </w:rPr>
+        <w:t xml:space="preserve">    decimal prezzo</w:t>
+      </w:r>
     </w:p>
     <w:p>
       <w:pPr>
@@ -1171,7 +1759,7 @@
           <w:sz w:val="18"/>
           <w:lang w:val="it-IT"/>
         </w:rPr>
-        <w:t xml:space="preserve">  TB_VARIAZIONI {</w:t>
+        <w:t xml:space="preserve">  }</w:t>
       </w:r>
     </w:p>
     <w:p>
@@ -1180,13 +1768,20 @@
           <w:lang w:val="it-IT"/>
         </w:rPr>
       </w:pPr>
+    </w:p>
+    <w:p>
+      <w:pPr>
+        <w:rPr>
+          <w:lang w:val="it-IT"/>
+        </w:rPr>
+      </w:pPr>
       <w:r>
         <w:rPr>
           <w:rFonts w:ascii="Courier New" w:eastAsia="Courier New" w:hAnsi="Courier New"/>
           <w:sz w:val="18"/>
           <w:lang w:val="it-IT"/>
         </w:rPr>
-        <w:t xml:space="preserve">    int id_variazione PK</w:t>
+        <w:t xml:space="preserve">  APPOGGIO_PRODOTTO_VARIAZIONE {</w:t>
       </w:r>
     </w:p>
     <w:p>
@@ -1201,7 +1796,7 @@
           <w:sz w:val="18"/>
           <w:lang w:val="it-IT"/>
         </w:rPr>
-        <w:t xml:space="preserve">    varchar codice</w:t>
+        <w:t xml:space="preserve">    int id_prodotto FK</w:t>
       </w:r>
     </w:p>
     <w:p>
@@ -1216,8 +1811,7 @@
           <w:sz w:val="18"/>
           <w:lang w:val="it-IT"/>
         </w:rPr>
-        <w:lastRenderedPageBreak/>
-        <w:t xml:space="preserve">    varchar nome</w:t>
+        <w:t xml:space="preserve">    int id_variazione FK</w:t>
       </w:r>
     </w:p>
     <w:p>
@@ -1232,7 +1826,7 @@
           <w:sz w:val="18"/>
           <w:lang w:val="it-IT"/>
         </w:rPr>
-        <w:t xml:space="preserve">    varchar categoria</w:t>
+        <w:t xml:space="preserve">    PK "id_prodotto,id_variazione"</w:t>
       </w:r>
     </w:p>
     <w:p>
@@ -1247,7 +1841,7 @@
           <w:sz w:val="18"/>
           <w:lang w:val="it-IT"/>
         </w:rPr>
-        <w:t xml:space="preserve">    decimal prezzo</w:t>
+        <w:t xml:space="preserve">  }</w:t>
       </w:r>
     </w:p>
     <w:p>
@@ -1256,13 +1850,20 @@
           <w:lang w:val="it-IT"/>
         </w:rPr>
       </w:pPr>
+    </w:p>
+    <w:p>
+      <w:pPr>
+        <w:rPr>
+          <w:lang w:val="it-IT"/>
+        </w:rPr>
+      </w:pPr>
       <w:r>
         <w:rPr>
           <w:rFonts w:ascii="Courier New" w:eastAsia="Courier New" w:hAnsi="Courier New"/>
           <w:sz w:val="18"/>
           <w:lang w:val="it-IT"/>
         </w:rPr>
-        <w:t xml:space="preserve">  }</w:t>
+        <w:t xml:space="preserve">  TB_PREZZI_VARIAZIONI {</w:t>
       </w:r>
     </w:p>
     <w:p>
@@ -1271,35 +1872,39 @@
           <w:lang w:val="it-IT"/>
         </w:rPr>
       </w:pPr>
+      <w:r>
+        <w:rPr>
+          <w:rFonts w:ascii="Courier New" w:eastAsia="Courier New" w:hAnsi="Courier New"/>
+          <w:sz w:val="18"/>
+          <w:lang w:val="it-IT"/>
+        </w:rPr>
+        <w:t xml:space="preserve">    int id PK</w:t>
+      </w:r>
     </w:p>
     <w:p>
-      <w:pPr>
-        <w:rPr>
-          <w:lang w:val="it-IT"/>
-        </w:rPr>
-      </w:pPr>
       <w:r>
         <w:rPr>
           <w:rFonts w:ascii="Courier New" w:eastAsia="Courier New" w:hAnsi="Courier New"/>
           <w:sz w:val="18"/>
           <w:lang w:val="it-IT"/>
         </w:rPr>
-        <w:t xml:space="preserve">  APPOGGIO_PRODOTTO_VARIAZIONE {</w:t>
+        <w:t xml:space="preserve">    </w:t>
+      </w:r>
+      <w:r>
+        <w:rPr>
+          <w:rFonts w:ascii="Courier New" w:eastAsia="Courier New" w:hAnsi="Courier New"/>
+          <w:sz w:val="18"/>
+        </w:rPr>
+        <w:t>int id_prodotto FK</w:t>
       </w:r>
     </w:p>
     <w:p>
-      <w:pPr>
-        <w:rPr>
-          <w:lang w:val="it-IT"/>
-        </w:rPr>
-      </w:pPr>
       <w:r>
         <w:rPr>
           <w:rFonts w:ascii="Courier New" w:eastAsia="Courier New" w:hAnsi="Courier New"/>
           <w:sz w:val="18"/>
-          <w:lang w:val="it-IT"/>
-        </w:rPr>
-        <w:t xml:space="preserve">    int id_prodotto FK</w:t>
+        </w:rPr>
+        <w:t xml:space="preserve">    varchar combo_key</w:t>
       </w:r>
     </w:p>
     <w:p>
@@ -1312,140 +1917,8 @@
         <w:rPr>
           <w:rFonts w:ascii="Courier New" w:eastAsia="Courier New" w:hAnsi="Courier New"/>
           <w:sz w:val="18"/>
-          <w:lang w:val="it-IT"/>
-        </w:rPr>
-        <w:t xml:space="preserve">    int id_variazione FK</w:t>
-      </w:r>
-    </w:p>
-    <w:p>
-      <w:pPr>
-        <w:rPr>
-          <w:lang w:val="it-IT"/>
-        </w:rPr>
-      </w:pPr>
-      <w:r>
-        <w:rPr>
-          <w:rFonts w:ascii="Courier New" w:eastAsia="Courier New" w:hAnsi="Courier New"/>
-          <w:sz w:val="18"/>
-          <w:lang w:val="it-IT"/>
-        </w:rPr>
-        <w:t xml:space="preserve">    PK "id_prodotto,id_variazione"</w:t>
-      </w:r>
-    </w:p>
-    <w:p>
-      <w:pPr>
-        <w:rPr>
-          <w:lang w:val="it-IT"/>
-        </w:rPr>
-      </w:pPr>
-      <w:r>
-        <w:rPr>
-          <w:rFonts w:ascii="Courier New" w:eastAsia="Courier New" w:hAnsi="Courier New"/>
-          <w:sz w:val="18"/>
-          <w:lang w:val="it-IT"/>
-        </w:rPr>
-        <w:t xml:space="preserve">  }</w:t>
-      </w:r>
-    </w:p>
-    <w:p>
-      <w:pPr>
-        <w:rPr>
-          <w:lang w:val="it-IT"/>
-        </w:rPr>
-      </w:pPr>
-    </w:p>
-    <w:p>
-      <w:pPr>
-        <w:rPr>
-          <w:lang w:val="it-IT"/>
-        </w:rPr>
-      </w:pPr>
-      <w:r>
-        <w:rPr>
-          <w:rFonts w:ascii="Courier New" w:eastAsia="Courier New" w:hAnsi="Courier New"/>
-          <w:sz w:val="18"/>
-          <w:lang w:val="it-IT"/>
-        </w:rPr>
-        <w:t xml:space="preserve">  TB_PREZZI_VARIAZIONI {</w:t>
-      </w:r>
-    </w:p>
-    <w:p>
-      <w:pPr>
-        <w:rPr>
-          <w:lang w:val="it-IT"/>
-        </w:rPr>
-      </w:pPr>
-      <w:r>
-        <w:rPr>
-          <w:rFonts w:ascii="Courier New" w:eastAsia="Courier New" w:hAnsi="Courier New"/>
-          <w:sz w:val="18"/>
-          <w:lang w:val="it-IT"/>
-        </w:rPr>
-        <w:t xml:space="preserve">    int id PK</w:t>
-      </w:r>
-    </w:p>
-    <w:p>
-      <w:r>
-        <w:rPr>
-          <w:rFonts w:ascii="Courier New" w:eastAsia="Courier New" w:hAnsi="Courier New"/>
-          <w:sz w:val="18"/>
-          <w:lang w:val="it-IT"/>
-        </w:rPr>
-        <w:t xml:space="preserve">    </w:t>
-      </w:r>
-      <w:r>
-        <w:rPr>
-          <w:rFonts w:ascii="Courier New" w:eastAsia="Courier New" w:hAnsi="Courier New"/>
-          <w:sz w:val="18"/>
-        </w:rPr>
-        <w:t xml:space="preserve">int </w:t>
-      </w:r>
-      <w:proofErr w:type="spellStart"/>
-      <w:r>
-        <w:rPr>
-          <w:rFonts w:ascii="Courier New" w:eastAsia="Courier New" w:hAnsi="Courier New"/>
-          <w:sz w:val="18"/>
-        </w:rPr>
-        <w:t>id_prodotto</w:t>
-      </w:r>
-      <w:proofErr w:type="spellEnd"/>
-      <w:r>
-        <w:rPr>
-          <w:rFonts w:ascii="Courier New" w:eastAsia="Courier New" w:hAnsi="Courier New"/>
-          <w:sz w:val="18"/>
-        </w:rPr>
-        <w:t xml:space="preserve"> FK</w:t>
-      </w:r>
-    </w:p>
-    <w:p>
-      <w:r>
-        <w:rPr>
-          <w:rFonts w:ascii="Courier New" w:eastAsia="Courier New" w:hAnsi="Courier New"/>
-          <w:sz w:val="18"/>
-        </w:rPr>
-        <w:t xml:space="preserve">    varchar </w:t>
-      </w:r>
-      <w:proofErr w:type="spellStart"/>
-      <w:r>
-        <w:rPr>
-          <w:rFonts w:ascii="Courier New" w:eastAsia="Courier New" w:hAnsi="Courier New"/>
-          <w:sz w:val="18"/>
-        </w:rPr>
-        <w:t>combo_key</w:t>
-      </w:r>
-      <w:proofErr w:type="spellEnd"/>
-    </w:p>
-    <w:p>
-      <w:pPr>
-        <w:rPr>
-          <w:lang w:val="it-IT"/>
-        </w:rPr>
-      </w:pPr>
-      <w:r>
-        <w:rPr>
-          <w:rFonts w:ascii="Courier New" w:eastAsia="Courier New" w:hAnsi="Courier New"/>
-          <w:sz w:val="18"/>
-        </w:rPr>
+        </w:rPr>
+        <w:lastRenderedPageBreak/>
         <w:t xml:space="preserve">    </w:t>
       </w:r>
       <w:r>
@@ -1481,9 +1954,8 @@
     </w:p>
     <w:sectPr>
       <w:pgSz w:w="12240" w:h="15840"/>
-      <w:pgMar w:top="1440" w:right="1800" w:bottom="1440" w:left="1800" w:header="720" w:footer="720" w:gutter="0"/>
+      <w:pgMar w:top="1417" w:right="1134" w:bottom="1134" w:left="1134" w:header="720" w:footer="720" w:gutter="0"/>
       <w:cols w:space="720"/>
-      <w:docGrid w:linePitch="360"/>
     </w:sectPr>
   </w:body>
 </w:document>
@@ -1659,6 +2131,119 @@
       </w:pPr>
       <w:rPr>
         <w:rFonts w:ascii="Symbol" w:hAnsi="Symbol" w:hint="default"/>
+      </w:rPr>
+    </w:lvl>
+  </w:abstractNum>
+  <w:abstractNum w:abstractNumId="9" w15:restartNumberingAfterBreak="0">
+    <w:nsid w:val="49300162"/>
+    <w:multiLevelType w:val="hybridMultilevel"/>
+    <w:tmpl w:val="80C45DEC"/>
+    <w:lvl w:ilvl="0" w:tplc="04100001">
+      <w:start w:val="1"/>
+      <w:numFmt w:val="bullet"/>
+      <w:lvlText w:val=""/>
+      <w:lvlJc w:val="left"/>
+      <w:pPr>
+        <w:ind w:left="720" w:hanging="360"/>
+      </w:pPr>
+      <w:rPr>
+        <w:rFonts w:ascii="Symbol" w:hAnsi="Symbol" w:hint="default"/>
+      </w:rPr>
+    </w:lvl>
+    <w:lvl w:ilvl="1" w:tplc="04100003">
+      <w:start w:val="1"/>
+      <w:numFmt w:val="bullet"/>
+      <w:lvlText w:val="o"/>
+      <w:lvlJc w:val="left"/>
+      <w:pPr>
+        <w:ind w:left="1440" w:hanging="360"/>
+      </w:pPr>
+      <w:rPr>
+        <w:rFonts w:ascii="Courier New" w:hAnsi="Courier New" w:cs="Courier New" w:hint="default"/>
+      </w:rPr>
+    </w:lvl>
+    <w:lvl w:ilvl="2" w:tplc="04100005">
+      <w:start w:val="1"/>
+      <w:numFmt w:val="bullet"/>
+      <w:lvlText w:val=""/>
+      <w:lvlJc w:val="left"/>
+      <w:pPr>
+        <w:ind w:left="2160" w:hanging="360"/>
+      </w:pPr>
+      <w:rPr>
+        <w:rFonts w:ascii="Wingdings" w:hAnsi="Wingdings" w:hint="default"/>
+      </w:rPr>
+    </w:lvl>
+    <w:lvl w:ilvl="3" w:tplc="04100001">
+      <w:start w:val="1"/>
+      <w:numFmt w:val="bullet"/>
+      <w:lvlText w:val=""/>
+      <w:lvlJc w:val="left"/>
+      <w:pPr>
+        <w:ind w:left="2880" w:hanging="360"/>
+      </w:pPr>
+      <w:rPr>
+        <w:rFonts w:ascii="Symbol" w:hAnsi="Symbol" w:hint="default"/>
+      </w:rPr>
+    </w:lvl>
+    <w:lvl w:ilvl="4" w:tplc="04100003">
+      <w:start w:val="1"/>
+      <w:numFmt w:val="bullet"/>
+      <w:lvlText w:val="o"/>
+      <w:lvlJc w:val="left"/>
+      <w:pPr>
+        <w:ind w:left="3600" w:hanging="360"/>
+      </w:pPr>
+      <w:rPr>
+        <w:rFonts w:ascii="Courier New" w:hAnsi="Courier New" w:cs="Courier New" w:hint="default"/>
+      </w:rPr>
+    </w:lvl>
+    <w:lvl w:ilvl="5" w:tplc="04100005" w:tentative="1">
+      <w:start w:val="1"/>
+      <w:numFmt w:val="bullet"/>
+      <w:lvlText w:val=""/>
+      <w:lvlJc w:val="left"/>
+      <w:pPr>
+        <w:ind w:left="4320" w:hanging="360"/>
+      </w:pPr>
+      <w:rPr>
+        <w:rFonts w:ascii="Wingdings" w:hAnsi="Wingdings" w:hint="default"/>
+      </w:rPr>
+    </w:lvl>
+    <w:lvl w:ilvl="6" w:tplc="04100001" w:tentative="1">
+      <w:start w:val="1"/>
+      <w:numFmt w:val="bullet"/>
+      <w:lvlText w:val=""/>
+      <w:lvlJc w:val="left"/>
+      <w:pPr>
+        <w:ind w:left="5040" w:hanging="360"/>
+      </w:pPr>
+      <w:rPr>
+        <w:rFonts w:ascii="Symbol" w:hAnsi="Symbol" w:hint="default"/>
+      </w:rPr>
+    </w:lvl>
+    <w:lvl w:ilvl="7" w:tplc="04100003" w:tentative="1">
+      <w:start w:val="1"/>
+      <w:numFmt w:val="bullet"/>
+      <w:lvlText w:val="o"/>
+      <w:lvlJc w:val="left"/>
+      <w:pPr>
+        <w:ind w:left="5760" w:hanging="360"/>
+      </w:pPr>
+      <w:rPr>
+        <w:rFonts w:ascii="Courier New" w:hAnsi="Courier New" w:cs="Courier New" w:hint="default"/>
+      </w:rPr>
+    </w:lvl>
+    <w:lvl w:ilvl="8" w:tplc="04100005" w:tentative="1">
+      <w:start w:val="1"/>
+      <w:numFmt w:val="bullet"/>
+      <w:lvlText w:val=""/>
+      <w:lvlJc w:val="left"/>
+      <w:pPr>
+        <w:ind w:left="6480" w:hanging="360"/>
+      </w:pPr>
+      <w:rPr>
+        <w:rFonts w:ascii="Wingdings" w:hAnsi="Wingdings" w:hint="default"/>
       </w:rPr>
     </w:lvl>
   </w:abstractNum>
@@ -1688,6 +2273,9 @@
   </w:num>
   <w:num w:numId="9" w16cid:durableId="1628272240">
     <w:abstractNumId w:val="0"/>
+  </w:num>
+  <w:num w:numId="10" w16cid:durableId="1651399183">
+    <w:abstractNumId w:val="9"/>
   </w:num>
 </w:numbering>
 </file>
@@ -2295,7 +2883,6 @@
   <w:style w:type="character" w:default="1" w:styleId="DefaultParagraphFont">
     <w:name w:val="Default Paragraph Font"/>
     <w:uiPriority w:val="1"/>
-    <w:semiHidden/>
     <w:unhideWhenUsed/>
   </w:style>
   <w:style w:type="table" w:default="1" w:styleId="TableNormal">
